--- a/treasure/download/经藏/华严部-32部/新建文件夹/显无边佛土功德经-唐-玄奘.docx
+++ b/treasure/download/经藏/华严部-32部/新建文件夹/显无边佛土功德经-唐-玄奘.docx
@@ -64,7 +64,61 @@
           <w:szCs w:val="24"/>
           <w:shd w:val="pct15" w:color="auto" w:fill="FFFFFF"/>
         </w:rPr>
-        <w:t xml:space="preserve">　　如是我闻。一时薄伽梵在摩揭陀国闲寂法林。坐妙菩提金刚坚固无量妙宝共所庄严红莲华台师子座上。与十不可说俱胝那庾多百千佛土极微尘数大菩萨俱。及诸天人阿素洛等无量大众前后围绕。</w:t>
+        <w:t xml:space="preserve">　　如是我闻。一时薄伽梵在摩揭陀国闲寂法林。坐妙菩提金刚坚固</w:t>
+      </w:r>
+      <w:r>
+        <w:rPr>
+          <w:rFonts w:hint="eastAsia"/>
+          <w:sz w:val="24"/>
+          <w:szCs w:val="24"/>
+          <w:shd w:val="pct15" w:color="auto" w:fill="FFFFFF"/>
+          <w:lang w:eastAsia="zh-CN"/>
+        </w:rPr>
+        <w:t>。</w:t>
+      </w:r>
+      <w:r>
+        <w:rPr>
+          <w:sz w:val="24"/>
+          <w:szCs w:val="24"/>
+          <w:shd w:val="pct15" w:color="auto" w:fill="FFFFFF"/>
+        </w:rPr>
+        <w:t>无量妙宝共所庄严</w:t>
+      </w:r>
+      <w:r>
+        <w:rPr>
+          <w:rFonts w:hint="eastAsia"/>
+          <w:sz w:val="24"/>
+          <w:szCs w:val="24"/>
+          <w:shd w:val="pct15" w:color="auto" w:fill="FFFFFF"/>
+          <w:lang w:eastAsia="zh-CN"/>
+        </w:rPr>
+        <w:t>。</w:t>
+      </w:r>
+      <w:r>
+        <w:rPr>
+          <w:sz w:val="24"/>
+          <w:szCs w:val="24"/>
+          <w:shd w:val="pct15" w:color="auto" w:fill="FFFFFF"/>
+        </w:rPr>
+        <w:t>红莲华台师子座上。与十不可说俱胝那庾多百千佛土极微尘数大菩萨俱。及诸天人阿素洛等</w:t>
+      </w:r>
+      <w:r>
+        <w:rPr>
+          <w:rFonts w:hint="eastAsia"/>
+          <w:sz w:val="24"/>
+          <w:szCs w:val="24"/>
+          <w:shd w:val="pct15" w:color="auto" w:fill="FFFFFF"/>
+          <w:lang w:eastAsia="zh-CN"/>
+        </w:rPr>
+        <w:t>。</w:t>
+      </w:r>
+      <w:r>
+        <w:rPr>
+          <w:sz w:val="24"/>
+          <w:szCs w:val="24"/>
+          <w:shd w:val="pct15" w:color="auto" w:fill="FFFFFF"/>
+        </w:rPr>
+        <w:t>无量大众前后围绕。</w:t>
       </w:r>
     </w:p>
     <w:p>
@@ -273,15 +327,7 @@
           <w:szCs w:val="24"/>
           <w:shd w:val="pct15" w:color="auto" w:fill="FFFFFF"/>
         </w:rPr>
-        <w:t xml:space="preserve">　　善男子。如是世界展转渐增。满十不可说俱胝那庾多百千佛土极微尘数世界佛土。最后世界佛土一劫。于莲华德世界贤德佛土为一昼夜。于彼世界。诸菩萨</w:t>
-      </w:r>
-      <w:r>
-        <w:rPr>
-          <w:sz w:val="24"/>
-          <w:szCs w:val="24"/>
-          <w:shd w:val="pct15" w:color="auto" w:fill="FFFFFF"/>
-        </w:rPr>
-        <w:t>众修治殊胜普贤行地。</w:t>
+        <w:t xml:space="preserve">　　善男子。如是世界展转渐增。满十不可说俱胝那庾多百千佛土极微尘数世界佛土。最后世界佛土一劫。于莲华德世界贤德佛土为一昼夜。于彼世界。诸菩萨众修治殊胜普贤行地。</w:t>
       </w:r>
     </w:p>
     <w:p>
@@ -300,54 +346,10 @@
           <w:szCs w:val="24"/>
           <w:shd w:val="pct15" w:color="auto" w:fill="FFFFFF"/>
         </w:rPr>
-        <w:t xml:space="preserve">　　善男子。如诸世界昼夜渐增。如是诸佛寿量</w:t>
+        <w:t xml:space="preserve">　　善男子。如诸世界昼夜渐增。如是诸佛寿量身相菩萨</w:t>
       </w:r>
-      <w:r>
-        <w:rPr>
-          <w:rFonts w:hint="eastAsia"/>
-          <w:sz w:val="24"/>
-          <w:szCs w:val="24"/>
-          <w:shd w:val="pct15" w:color="auto" w:fill="FFFFFF"/>
-          <w:lang w:eastAsia="zh-CN"/>
-        </w:rPr>
-        <w:t>、</w:t>
-      </w:r>
-      <w:r>
-        <w:rPr>
-          <w:sz w:val="24"/>
-          <w:szCs w:val="24"/>
-          <w:shd w:val="pct15" w:color="auto" w:fill="FFFFFF"/>
-        </w:rPr>
-        <w:t>身相</w:t>
-      </w:r>
-      <w:r>
-        <w:rPr>
-          <w:rFonts w:hint="eastAsia"/>
-          <w:sz w:val="24"/>
-          <w:szCs w:val="24"/>
-          <w:shd w:val="pct15" w:color="auto" w:fill="FFFFFF"/>
-          <w:lang w:eastAsia="zh-CN"/>
-        </w:rPr>
-        <w:t>、</w:t>
-      </w:r>
-      <w:r>
-        <w:rPr>
-          <w:sz w:val="24"/>
-          <w:szCs w:val="24"/>
-          <w:shd w:val="pct15" w:color="auto" w:fill="FFFFFF"/>
-        </w:rPr>
-        <w:t>菩萨</w:t>
-      </w:r>
-      <w:r>
-        <w:rPr>
-          <w:rFonts w:hint="eastAsia"/>
-          <w:sz w:val="24"/>
-          <w:szCs w:val="24"/>
-          <w:shd w:val="pct15" w:color="auto" w:fill="FFFFFF"/>
-          <w:lang w:eastAsia="zh-CN"/>
-        </w:rPr>
-        <w:t>、</w:t>
-      </w:r>
+      <w:bookmarkStart w:id="0" w:name="_GoBack"/>
+      <w:bookmarkEnd w:id="0"/>
       <w:r>
         <w:rPr>
           <w:sz w:val="24"/>
@@ -373,17 +375,7 @@
           <w:szCs w:val="24"/>
           <w:shd w:val="pct15" w:color="auto" w:fill="FFFFFF"/>
         </w:rPr>
-        <w:t xml:space="preserve">　　</w:t>
-      </w:r>
-      <w:bookmarkStart w:id="0" w:name="_GoBack"/>
-      <w:bookmarkEnd w:id="0"/>
-      <w:r>
-        <w:rPr>
-          <w:sz w:val="24"/>
-          <w:szCs w:val="24"/>
-          <w:shd w:val="pct15" w:color="auto" w:fill="FFFFFF"/>
-        </w:rPr>
-        <w:t>时薄伽梵说此经已。不可思议光王菩萨摩诃萨并诸天人阿素洛等一切众会。闻佛所说皆大欢喜信受奉行。</w:t>
+        <w:t xml:space="preserve">　　时薄伽梵说此经已。不可思议光王菩萨摩诃萨并诸天人阿素洛等一切众会。闻佛所说皆大欢喜信受奉行。</w:t>
       </w:r>
     </w:p>
     <w:p>
@@ -12324,7 +12316,7 @@
 </file>
 
 <file path=customXml/itemProps1.xml><?xml version="1.0" encoding="utf-8"?>
-<ds:datastoreItem xmlns:ds="http://schemas.openxmlformats.org/officeDocument/2006/customXml" ds:itemID="{1A61704F-0B47-405C-BDCE-D0446D1940A7}">
+<ds:datastoreItem xmlns:ds="http://schemas.openxmlformats.org/officeDocument/2006/customXml" ds:itemID="{3C261EEC-015A-4D02-BCE4-0A490047423A}">
   <ds:schemaRefs>
     <ds:schemaRef ds:uri="http://schemas.openxmlformats.org/officeDocument/2006/bibliography"/>
   </ds:schemaRefs>
